--- a/public/sight-africa-priorities.docx
+++ b/public/sight-africa-priorities.docx
@@ -412,7 +412,7 @@
                 <w:sz w:val="20"/>
                 <w:szCs w:val="20"/>
               </w:rPr>
-              <w:t xml:space="preserve">15M FBU ARR</w:t>
+              <w:t xml:space="preserve">12M FBU ARR</w:t>
             </w:r>
           </w:p>
         </w:tc>
@@ -710,7 +710,7 @@
                 <w:sz w:val="20"/>
                 <w:szCs w:val="20"/>
               </w:rPr>
-              <w:t xml:space="preserve">60M FBU ARR</w:t>
+              <w:t xml:space="preserve">30M FBU ARR</w:t>
             </w:r>
           </w:p>
         </w:tc>
@@ -1008,7 +1008,7 @@
                 <w:sz w:val="20"/>
                 <w:szCs w:val="20"/>
               </w:rPr>
-              <w:t xml:space="preserve">220M FBU ARR</w:t>
+              <w:t xml:space="preserve">70M FBU ARR</w:t>
             </w:r>
           </w:p>
         </w:tc>
@@ -1145,7 +1145,7 @@
           <w:sz w:val="22"/>
           <w:szCs w:val="22"/>
         </w:rPr>
-        <w:t xml:space="preserve">Launch SIGHT CAPITAL fund I (450M FBU)</w:t>
+        <w:t xml:space="preserve">Launch SIGHT CAPITAL fund I (60M FBU)</w:t>
       </w:r>
     </w:p>
     <w:p>
@@ -1306,7 +1306,7 @@
                 <w:sz w:val="20"/>
                 <w:szCs w:val="20"/>
               </w:rPr>
-              <w:t xml:space="preserve">600M FBU ARR</w:t>
+              <w:t xml:space="preserve">140M FBU ARR</w:t>
             </w:r>
           </w:p>
         </w:tc>
@@ -1604,7 +1604,7 @@
                 <w:sz w:val="20"/>
                 <w:szCs w:val="20"/>
               </w:rPr>
-              <w:t xml:space="preserve">1,5 Md FBU ARR</w:t>
+              <w:t xml:space="preserve">240M FBU ARR</w:t>
             </w:r>
           </w:p>
         </w:tc>
@@ -1760,7 +1760,7 @@
           <w:sz w:val="22"/>
           <w:szCs w:val="22"/>
         </w:rPr>
-        <w:t xml:space="preserve">Series B equivalent: 1,2 Md FBU growth round</w:t>
+        <w:t xml:space="preserve">Series B equivalent: 250M FBU growth round</w:t>
       </w:r>
     </w:p>
     <w:tbl>
@@ -1902,7 +1902,7 @@
                 <w:sz w:val="20"/>
                 <w:szCs w:val="20"/>
               </w:rPr>
-              <w:t xml:space="preserve">3 Mds FBU ARR</w:t>
+              <w:t xml:space="preserve">380M FBU ARR</w:t>
             </w:r>
           </w:p>
         </w:tc>
@@ -2200,7 +2200,7 @@
                 <w:sz w:val="20"/>
                 <w:szCs w:val="20"/>
               </w:rPr>
-              <w:t xml:space="preserve">5,5 Mds FBU ARR</w:t>
+              <w:t xml:space="preserve">550M FBU ARR</w:t>
             </w:r>
           </w:p>
         </w:tc>
@@ -2498,7 +2498,7 @@
                 <w:sz w:val="20"/>
                 <w:szCs w:val="20"/>
               </w:rPr>
-              <w:t xml:space="preserve">9 Mds FBU ARR</w:t>
+              <w:t xml:space="preserve">750M FBU ARR</w:t>
             </w:r>
           </w:p>
         </w:tc>
@@ -2635,7 +2635,7 @@
           <w:sz w:val="22"/>
           <w:szCs w:val="22"/>
         </w:rPr>
-        <w:t xml:space="preserve">SIGHT CAPITAL fund II (1,8 Md FBU)</w:t>
+        <w:t xml:space="preserve">SIGHT CAPITAL fund II (200M FBU)</w:t>
       </w:r>
     </w:p>
     <w:p>
@@ -2796,7 +2796,7 @@
                 <w:sz w:val="20"/>
                 <w:szCs w:val="20"/>
               </w:rPr>
-              <w:t xml:space="preserve">13 Mds FBU ARR</w:t>
+              <w:t xml:space="preserve">1 Md FBU ARR</w:t>
             </w:r>
           </w:p>
         </w:tc>
@@ -2914,7 +2914,7 @@
           <w:sz w:val="22"/>
           <w:szCs w:val="22"/>
         </w:rPr>
-        <w:t xml:space="preserve">9 countries, 18 Mds FBU ARR, recognized critical infrastructure operator</w:t>
+        <w:t xml:space="preserve">9 countries, 1,3 Md FBU ARR, recognized critical infrastructure operator</w:t>
       </w:r>
     </w:p>
     <w:p>
@@ -3094,7 +3094,7 @@
                 <w:sz w:val="20"/>
                 <w:szCs w:val="20"/>
               </w:rPr>
-              <w:t xml:space="preserve">18 Mds FBU ARR</w:t>
+              <w:t xml:space="preserve">1,3 Md FBU ARR</w:t>
             </w:r>
           </w:p>
         </w:tc>
@@ -5962,7 +5962,7 @@
                 <w:sz w:val="20"/>
                 <w:szCs w:val="20"/>
               </w:rPr>
-              <w:t xml:space="preserve">15M FBU</w:t>
+              <w:t xml:space="preserve">12M FBU</w:t>
             </w:r>
           </w:p>
         </w:tc>
@@ -5992,7 +5992,7 @@
                 <w:sz w:val="20"/>
                 <w:szCs w:val="20"/>
               </w:rPr>
-              <w:t xml:space="preserve">Bootstrap + small angel (90M FBU)</w:t>
+              <w:t xml:space="preserve">Bootstrap + small angel (25M FBU)</w:t>
             </w:r>
           </w:p>
         </w:tc>
@@ -6114,7 +6114,7 @@
                 <w:sz w:val="20"/>
                 <w:szCs w:val="20"/>
               </w:rPr>
-              <w:t xml:space="preserve">60M FBU</w:t>
+              <w:t xml:space="preserve">30M FBU</w:t>
             </w:r>
           </w:p>
         </w:tc>
@@ -6144,7 +6144,7 @@
                 <w:sz w:val="20"/>
                 <w:szCs w:val="20"/>
               </w:rPr>
-              <w:t xml:space="preserve">Seed round 60–120M FBU (strategic angels + 1 African VC)</w:t>
+              <w:t xml:space="preserve">Seed round 25–50M FBU (strategic angels + 1 African VC)</w:t>
             </w:r>
           </w:p>
         </w:tc>
@@ -6266,7 +6266,7 @@
                 <w:sz w:val="20"/>
                 <w:szCs w:val="20"/>
               </w:rPr>
-              <w:t xml:space="preserve">220M → 600M FBU</w:t>
+              <w:t xml:space="preserve">70M → 140M FBU</w:t>
             </w:r>
           </w:p>
         </w:tc>
@@ -6296,7 +6296,7 @@
                 <w:sz w:val="20"/>
                 <w:szCs w:val="20"/>
               </w:rPr>
-              <w:t xml:space="preserve">Series A 300–450M FBU + DFI co-investment</w:t>
+              <w:t xml:space="preserve">Series A 80–150M FBU + DFI co-investment</w:t>
             </w:r>
           </w:p>
         </w:tc>
@@ -6418,7 +6418,7 @@
                 <w:sz w:val="20"/>
                 <w:szCs w:val="20"/>
               </w:rPr>
-              <w:t xml:space="preserve">1,5 → 5,5 Mds FBU</w:t>
+              <w:t xml:space="preserve">240M → 550M FBU</w:t>
             </w:r>
           </w:p>
         </w:tc>
@@ -6448,7 +6448,7 @@
                 <w:sz w:val="20"/>
                 <w:szCs w:val="20"/>
               </w:rPr>
-              <w:t xml:space="preserve">Series B/C 1,2–2,4 Mds FBU; blended capital with DFIs</w:t>
+              <w:t xml:space="preserve">Series B/C 250–500M FBU; blended capital with DFIs</w:t>
             </w:r>
           </w:p>
         </w:tc>
@@ -6570,7 +6570,7 @@
                 <w:sz w:val="20"/>
                 <w:szCs w:val="20"/>
               </w:rPr>
-              <w:t xml:space="preserve">9 → 18 Mds FBU</w:t>
+              <w:t xml:space="preserve">750M → 1,3 Md FBU</w:t>
             </w:r>
           </w:p>
         </w:tc>
